--- a/SOP_BIRDEYE.docx
+++ b/SOP_BIRDEYE.docx
@@ -67,15 +67,6 @@
     </w:p>
     <w:p>
       <w:pPr>
-        <w:pStyle w:val="Normal"/>
-        <w:rPr/>
-      </w:pPr>
-      <w:r>
-        <w:rPr/>
-      </w:r>
-    </w:p>
-    <w:p>
-      <w:pPr>
         <w:pStyle w:val="Heading1"/>
         <w:rPr/>
       </w:pPr>
@@ -88,134 +79,39 @@
     </w:p>
     <w:p>
       <w:pPr>
-        <w:pStyle w:val="Heading2"/>
-        <w:rPr/>
-      </w:pPr>
-      <w:r>
-        <w:rPr>
-          <w:rFonts w:eastAsia="Arial" w:cs="Arial" w:ascii="Arial" w:hAnsi="Arial"/>
-        </w:rPr>
-        <w:t>Installation</w:t>
-      </w:r>
-    </w:p>
-    <w:p>
-      <w:pPr>
-        <w:pStyle w:val="ListParagraph"/>
-        <w:numPr>
-          <w:ilvl w:val="0"/>
-          <w:numId w:val="5"/>
-        </w:numPr>
-        <w:rPr/>
-      </w:pPr>
-      <w:r>
-        <w:rPr>
-          <w:rFonts w:eastAsia="Arial" w:cs="Arial"/>
-          <w:sz w:val="22"/>
-          <w:szCs w:val="22"/>
-        </w:rPr>
-        <w:t>Install the Tampermonkey browser extension (Chrome, Edge, or Firefox).</w:t>
-      </w:r>
-    </w:p>
-    <w:p>
-      <w:pPr>
-        <w:pStyle w:val="ListParagraph"/>
-        <w:numPr>
-          <w:ilvl w:val="0"/>
-          <w:numId w:val="0"/>
-        </w:numPr>
-        <w:ind w:left="720" w:hanging="0"/>
-        <w:rPr>
-          <w:rFonts w:ascii="Arial" w:hAnsi="Arial" w:eastAsia="Arial" w:cs="Arial"/>
-          <w:sz w:val="22"/>
-          <w:szCs w:val="22"/>
-        </w:rPr>
-      </w:pPr>
-      <w:r>
-        <w:rPr>
-          <w:rFonts w:eastAsia="Arial" w:cs="Arial"/>
-          <w:sz w:val="22"/>
-          <w:szCs w:val="22"/>
-        </w:rPr>
-      </w:r>
-    </w:p>
-    <w:p>
-      <w:pPr>
-        <w:pStyle w:val="ListParagraph"/>
-        <w:rPr/>
-      </w:pPr>
-      <w:r>
-        <w:rPr>
-          <w:rStyle w:val="InternetLink"/>
-          <w:rFonts w:eastAsia="Arial" w:cs="Arial"/>
-          <w:sz w:val="22"/>
-          <w:szCs w:val="22"/>
-        </w:rPr>
-        <w:t>https://chromewebstore.google.com/detail/tampermonkey/dhdgffkkebhmkfjojejmpbldmpobfkfo?hl=en</w:t>
-      </w:r>
-    </w:p>
-    <w:p>
-      <w:pPr>
-        <w:pStyle w:val="ListParagraph"/>
-        <w:rPr>
-          <w:rFonts w:ascii="Arial" w:hAnsi="Arial" w:eastAsia="Arial" w:cs="Arial"/>
-          <w:sz w:val="22"/>
-          <w:szCs w:val="22"/>
-        </w:rPr>
-      </w:pPr>
-      <w:r>
-        <w:rPr>
-          <w:rFonts w:eastAsia="Arial" w:cs="Arial"/>
-          <w:sz w:val="22"/>
-          <w:szCs w:val="22"/>
-        </w:rPr>
-      </w:r>
-    </w:p>
-    <w:p>
-      <w:pPr>
-        <w:pStyle w:val="ListParagraph"/>
-        <w:numPr>
-          <w:ilvl w:val="0"/>
-          <w:numId w:val="6"/>
-        </w:numPr>
-        <w:rPr/>
-      </w:pPr>
-      <w:r>
-        <w:rPr>
-          <w:rFonts w:eastAsia="Arial" w:cs="Arial"/>
-          <w:sz w:val="22"/>
-          <w:szCs w:val="22"/>
-        </w:rPr>
-        <w:t>Open Tampermonkey dashboard → Utilities → Import from File → select the BirdsEye script.</w:t>
-      </w:r>
-    </w:p>
-    <w:p>
-      <w:pPr>
-        <w:pStyle w:val="ListParagraph"/>
-        <w:rPr>
-          <w:rFonts w:ascii="Arial" w:hAnsi="Arial" w:eastAsia="Arial" w:cs="Arial"/>
-          <w:sz w:val="22"/>
-          <w:szCs w:val="22"/>
-        </w:rPr>
-      </w:pPr>
-      <w:r>
-        <w:rPr>
-          <w:rFonts w:eastAsia="Arial" w:cs="Arial"/>
-          <w:sz w:val="22"/>
-          <w:szCs w:val="22"/>
-        </w:rPr>
+        <w:pStyle w:val="ListParagraph"/>
+        <w:rPr/>
+      </w:pPr>
+      <w:r>
+        <w:rPr>
+          <w:rStyle w:val="SourceText"/>
+          <w:sz w:val="22"/>
+          <w:szCs w:val="22"/>
+        </w:rPr>
+        <w:t>chrome://extensions</w:t>
+      </w:r>
+      <w:r>
+        <w:rPr>
+          <w:rFonts w:eastAsia="Arial" w:cs="Arial"/>
+          <w:sz w:val="22"/>
+          <w:szCs w:val="22"/>
+        </w:rPr>
+        <w:t xml:space="preserve"> in your browser→ toggle Developer mode → Tampermonkey Details </w:t>
+      </w:r>
+      <w:r>
         <w:drawing>
-          <wp:anchor behindDoc="0" distT="0" distB="0" distL="0" distR="0" simplePos="0" locked="0" layoutInCell="0" allowOverlap="1" relativeHeight="2">
+          <wp:anchor behindDoc="0" distT="0" distB="0" distL="0" distR="0" simplePos="0" locked="0" layoutInCell="0" allowOverlap="1" relativeHeight="3">
             <wp:simplePos x="0" y="0"/>
             <wp:positionH relativeFrom="column">
-              <wp:posOffset>40005</wp:posOffset>
+              <wp:posOffset>-311785</wp:posOffset>
             </wp:positionH>
             <wp:positionV relativeFrom="paragraph">
-              <wp:posOffset>73025</wp:posOffset>
+              <wp:posOffset>447040</wp:posOffset>
             </wp:positionV>
-            <wp:extent cx="3267710" cy="3156585"/>
+            <wp:extent cx="6870700" cy="762635"/>
             <wp:effectExtent l="0" t="0" r="0" b="0"/>
-            <wp:wrapTopAndBottom/>
-            <wp:docPr id="1" name="Image1" descr=""/>
+            <wp:wrapSquare wrapText="largest"/>
+            <wp:docPr id="1" name="Image5" descr=""/>
             <wp:cNvGraphicFramePr>
               <a:graphicFrameLocks xmlns:a="http://schemas.openxmlformats.org/drawingml/2006/main" noChangeAspect="1"/>
             </wp:cNvGraphicFramePr>
@@ -223,341 +119,13 @@
               <a:graphicData uri="http://schemas.openxmlformats.org/drawingml/2006/picture">
                 <pic:pic xmlns:pic="http://schemas.openxmlformats.org/drawingml/2006/picture">
                   <pic:nvPicPr>
-                    <pic:cNvPr id="1" name="Image1" descr=""/>
+                    <pic:cNvPr id="1" name="Image5" descr=""/>
                     <pic:cNvPicPr>
                       <a:picLocks noChangeAspect="1" noChangeArrowheads="1"/>
                     </pic:cNvPicPr>
                   </pic:nvPicPr>
                   <pic:blipFill>
                     <a:blip r:embed="rId2"/>
-                    <a:stretch>
-                      <a:fillRect/>
-                    </a:stretch>
-                  </pic:blipFill>
-                  <pic:spPr bwMode="auto">
-                    <a:xfrm>
-                      <a:off x="0" y="0"/>
-                      <a:ext cx="3267710" cy="3156585"/>
-                    </a:xfrm>
-                    <a:prstGeom prst="rect">
-                      <a:avLst/>
-                    </a:prstGeom>
-                  </pic:spPr>
-                </pic:pic>
-              </a:graphicData>
-            </a:graphic>
-          </wp:anchor>
-        </w:drawing>
-      </w:r>
-    </w:p>
-    <w:p>
-      <w:pPr>
-        <w:pStyle w:val="ListParagraph"/>
-        <w:rPr>
-          <w:rFonts w:ascii="Arial" w:hAnsi="Arial" w:eastAsia="Arial" w:cs="Arial"/>
-          <w:sz w:val="22"/>
-          <w:szCs w:val="22"/>
-        </w:rPr>
-      </w:pPr>
-      <w:r>
-        <w:rPr>
-          <w:rFonts w:eastAsia="Arial" w:cs="Arial"/>
-          <w:sz w:val="22"/>
-          <w:szCs w:val="22"/>
-        </w:rPr>
-      </w:r>
-    </w:p>
-    <w:p>
-      <w:pPr>
-        <w:pStyle w:val="ListParagraph"/>
-        <w:rPr>
-          <w:rFonts w:ascii="Arial" w:hAnsi="Arial" w:eastAsia="Arial" w:cs="Arial"/>
-          <w:sz w:val="22"/>
-          <w:szCs w:val="22"/>
-        </w:rPr>
-      </w:pPr>
-      <w:r>
-        <w:rPr>
-          <w:rFonts w:eastAsia="Arial" w:cs="Arial"/>
-          <w:sz w:val="22"/>
-          <w:szCs w:val="22"/>
-        </w:rPr>
-      </w:r>
-    </w:p>
-    <w:p>
-      <w:pPr>
-        <w:pStyle w:val="ListParagraph"/>
-        <w:rPr>
-          <w:rFonts w:ascii="Arial" w:hAnsi="Arial" w:eastAsia="Arial" w:cs="Arial"/>
-          <w:b/>
-          <w:b/>
-          <w:bCs/>
-          <w:sz w:val="22"/>
-          <w:szCs w:val="22"/>
-        </w:rPr>
-      </w:pPr>
-      <w:r>
-        <w:rPr>
-          <w:rFonts w:eastAsia="Arial" w:cs="Arial"/>
-          <w:b/>
-          <w:bCs/>
-          <w:sz w:val="22"/>
-          <w:szCs w:val="22"/>
-        </w:rPr>
-        <w:drawing>
-          <wp:anchor behindDoc="0" distT="0" distB="0" distL="0" distR="0" simplePos="0" locked="0" layoutInCell="0" allowOverlap="1" relativeHeight="3">
-            <wp:simplePos x="0" y="0"/>
-            <wp:positionH relativeFrom="column">
-              <wp:posOffset>3810</wp:posOffset>
-            </wp:positionH>
-            <wp:positionV relativeFrom="paragraph">
-              <wp:posOffset>56515</wp:posOffset>
-            </wp:positionV>
-            <wp:extent cx="6773545" cy="3087370"/>
-            <wp:effectExtent l="0" t="0" r="0" b="0"/>
-            <wp:wrapSquare wrapText="largest"/>
-            <wp:docPr id="2" name="Image2" descr=""/>
-            <wp:cNvGraphicFramePr>
-              <a:graphicFrameLocks xmlns:a="http://schemas.openxmlformats.org/drawingml/2006/main" noChangeAspect="1"/>
-            </wp:cNvGraphicFramePr>
-            <a:graphic xmlns:a="http://schemas.openxmlformats.org/drawingml/2006/main">
-              <a:graphicData uri="http://schemas.openxmlformats.org/drawingml/2006/picture">
-                <pic:pic xmlns:pic="http://schemas.openxmlformats.org/drawingml/2006/picture">
-                  <pic:nvPicPr>
-                    <pic:cNvPr id="2" name="Image2" descr=""/>
-                    <pic:cNvPicPr>
-                      <a:picLocks noChangeAspect="1" noChangeArrowheads="1"/>
-                    </pic:cNvPicPr>
-                  </pic:nvPicPr>
-                  <pic:blipFill>
-                    <a:blip r:embed="rId3"/>
-                    <a:stretch>
-                      <a:fillRect/>
-                    </a:stretch>
-                  </pic:blipFill>
-                  <pic:spPr bwMode="auto">
-                    <a:xfrm>
-                      <a:off x="0" y="0"/>
-                      <a:ext cx="6773545" cy="3087370"/>
-                    </a:xfrm>
-                    <a:prstGeom prst="rect">
-                      <a:avLst/>
-                    </a:prstGeom>
-                  </pic:spPr>
-                </pic:pic>
-              </a:graphicData>
-            </a:graphic>
-          </wp:anchor>
-        </w:drawing>
-        <w:drawing>
-          <wp:anchor behindDoc="0" distT="0" distB="0" distL="0" distR="0" simplePos="0" locked="0" layoutInCell="0" allowOverlap="1" relativeHeight="4">
-            <wp:simplePos x="0" y="0"/>
-            <wp:positionH relativeFrom="column">
-              <wp:posOffset>48895</wp:posOffset>
-            </wp:positionH>
-            <wp:positionV relativeFrom="paragraph">
-              <wp:posOffset>3196590</wp:posOffset>
-            </wp:positionV>
-            <wp:extent cx="3848100" cy="3227705"/>
-            <wp:effectExtent l="0" t="0" r="0" b="0"/>
-            <wp:wrapTopAndBottom/>
-            <wp:docPr id="3" name="Image3" descr=""/>
-            <wp:cNvGraphicFramePr>
-              <a:graphicFrameLocks xmlns:a="http://schemas.openxmlformats.org/drawingml/2006/main" noChangeAspect="1"/>
-            </wp:cNvGraphicFramePr>
-            <a:graphic xmlns:a="http://schemas.openxmlformats.org/drawingml/2006/main">
-              <a:graphicData uri="http://schemas.openxmlformats.org/drawingml/2006/picture">
-                <pic:pic xmlns:pic="http://schemas.openxmlformats.org/drawingml/2006/picture">
-                  <pic:nvPicPr>
-                    <pic:cNvPr id="3" name="Image3" descr=""/>
-                    <pic:cNvPicPr>
-                      <a:picLocks noChangeAspect="1" noChangeArrowheads="1"/>
-                    </pic:cNvPicPr>
-                  </pic:nvPicPr>
-                  <pic:blipFill>
-                    <a:blip r:embed="rId4"/>
-                    <a:stretch>
-                      <a:fillRect/>
-                    </a:stretch>
-                  </pic:blipFill>
-                  <pic:spPr bwMode="auto">
-                    <a:xfrm>
-                      <a:off x="0" y="0"/>
-                      <a:ext cx="3848100" cy="3227705"/>
-                    </a:xfrm>
-                    <a:prstGeom prst="rect">
-                      <a:avLst/>
-                    </a:prstGeom>
-                  </pic:spPr>
-                </pic:pic>
-              </a:graphicData>
-            </a:graphic>
-          </wp:anchor>
-        </w:drawing>
-      </w:r>
-      <w:r>
-        <w:br w:type="page"/>
-      </w:r>
-    </w:p>
-    <w:p>
-      <w:pPr>
-        <w:pStyle w:val="ListParagraph"/>
-        <w:rPr>
-          <w:rFonts w:ascii="Arial" w:hAnsi="Arial" w:eastAsia="Arial" w:cs="Arial"/>
-          <w:b/>
-          <w:b/>
-          <w:bCs/>
-          <w:sz w:val="22"/>
-          <w:szCs w:val="22"/>
-        </w:rPr>
-      </w:pPr>
-      <w:r>
-        <w:rPr>
-          <w:rFonts w:eastAsia="Arial" w:cs="Arial"/>
-          <w:b/>
-          <w:bCs/>
-          <w:sz w:val="22"/>
-          <w:szCs w:val="22"/>
-        </w:rPr>
-      </w:r>
-    </w:p>
-    <w:p>
-      <w:pPr>
-        <w:pStyle w:val="ListParagraph"/>
-        <w:rPr/>
-      </w:pPr>
-      <w:r>
-        <w:rPr>
-          <w:rFonts w:eastAsia="Arial" w:cs="Arial"/>
-          <w:b/>
-          <w:bCs/>
-          <w:sz w:val="22"/>
-          <w:szCs w:val="22"/>
-        </w:rPr>
-        <w:t>3. Add permissions</w:t>
-      </w:r>
-      <w:r>
-        <w:rPr>
-          <w:rFonts w:eastAsia="Arial" w:cs="Arial"/>
-          <w:sz w:val="22"/>
-          <w:szCs w:val="22"/>
-        </w:rPr>
-        <w:t xml:space="preserve"> and </w:t>
-      </w:r>
-      <w:r>
-        <w:rPr>
-          <w:rFonts w:eastAsia="Arial" w:cs="Arial"/>
-          <w:b/>
-          <w:bCs/>
-          <w:sz w:val="22"/>
-          <w:szCs w:val="22"/>
-        </w:rPr>
-        <w:t>enable pop-ups.</w:t>
-      </w:r>
-    </w:p>
-    <w:p>
-      <w:pPr>
-        <w:pStyle w:val="ListParagraph"/>
-        <w:rPr>
-          <w:rFonts w:ascii="Arial" w:hAnsi="Arial" w:eastAsia="Arial" w:cs="Arial"/>
-          <w:b/>
-          <w:b/>
-          <w:bCs/>
-          <w:sz w:val="22"/>
-          <w:szCs w:val="22"/>
-        </w:rPr>
-      </w:pPr>
-      <w:r>
-        <w:rPr>
-          <w:rFonts w:eastAsia="Arial" w:cs="Arial"/>
-          <w:b/>
-          <w:bCs/>
-          <w:sz w:val="22"/>
-          <w:szCs w:val="22"/>
-        </w:rPr>
-      </w:r>
-    </w:p>
-    <w:p>
-      <w:pPr>
-        <w:pStyle w:val="TextBody"/>
-        <w:rPr/>
-      </w:pPr>
-      <w:r>
-        <w:rPr>
-          <w:rStyle w:val="StrongEmphasis"/>
-          <w:rFonts w:eastAsia="Arial" w:cs="Arial"/>
-          <w:sz w:val="22"/>
-          <w:szCs w:val="22"/>
-        </w:rPr>
-        <w:t>Step 1: Enable Developer Mode</w:t>
-      </w:r>
-      <w:r>
-        <w:rPr>
-          <w:rFonts w:eastAsia="Arial" w:cs="Arial"/>
-          <w:sz w:val="22"/>
-          <w:szCs w:val="22"/>
-        </w:rPr>
-        <w:t xml:space="preserve"> — go to </w:t>
-      </w:r>
-      <w:r>
-        <w:rPr>
-          <w:rStyle w:val="SourceText"/>
-          <w:sz w:val="22"/>
-          <w:szCs w:val="22"/>
-        </w:rPr>
-        <w:t>chrome://extensions</w:t>
-      </w:r>
-      <w:r>
-        <w:rPr>
-          <w:rFonts w:eastAsia="Arial" w:cs="Arial"/>
-          <w:sz w:val="22"/>
-          <w:szCs w:val="22"/>
-        </w:rPr>
-        <w:t xml:space="preserve"> in your browser→ toggle Developer mode → Tampermonkey Details → allow file URLs</w:t>
-      </w:r>
-    </w:p>
-    <w:p>
-      <w:pPr>
-        <w:pStyle w:val="TextBody"/>
-        <w:rPr>
-          <w:rFonts w:ascii="Arial" w:hAnsi="Arial" w:eastAsia="Arial" w:cs="Arial"/>
-          <w:sz w:val="22"/>
-          <w:szCs w:val="22"/>
-        </w:rPr>
-      </w:pPr>
-      <w:r>
-        <w:rPr>
-          <w:rFonts w:eastAsia="Arial" w:cs="Arial"/>
-          <w:sz w:val="22"/>
-          <w:szCs w:val="22"/>
-        </w:rPr>
-        <w:drawing>
-          <wp:anchor behindDoc="0" distT="0" distB="0" distL="0" distR="0" simplePos="0" locked="0" layoutInCell="0" allowOverlap="1" relativeHeight="6">
-            <wp:simplePos x="0" y="0"/>
-            <wp:positionH relativeFrom="column">
-              <wp:posOffset>-104140</wp:posOffset>
-            </wp:positionH>
-            <wp:positionV relativeFrom="paragraph">
-              <wp:posOffset>8255</wp:posOffset>
-            </wp:positionV>
-            <wp:extent cx="6870700" cy="762635"/>
-            <wp:effectExtent l="0" t="0" r="0" b="0"/>
-            <wp:wrapSquare wrapText="largest"/>
-            <wp:docPr id="4" name="Image5" descr=""/>
-            <wp:cNvGraphicFramePr>
-              <a:graphicFrameLocks xmlns:a="http://schemas.openxmlformats.org/drawingml/2006/main" noChangeAspect="1"/>
-            </wp:cNvGraphicFramePr>
-            <a:graphic xmlns:a="http://schemas.openxmlformats.org/drawingml/2006/main">
-              <a:graphicData uri="http://schemas.openxmlformats.org/drawingml/2006/picture">
-                <pic:pic xmlns:pic="http://schemas.openxmlformats.org/drawingml/2006/picture">
-                  <pic:nvPicPr>
-                    <pic:cNvPr id="4" name="Image5" descr=""/>
-                    <pic:cNvPicPr>
-                      <a:picLocks noChangeAspect="1" noChangeArrowheads="1"/>
-                    </pic:cNvPicPr>
-                  </pic:nvPicPr>
-                  <pic:blipFill>
-                    <a:blip r:embed="rId5"/>
                     <a:stretch>
                       <a:fillRect/>
                     </a:stretch>
@@ -576,19 +144,36 @@
             </a:graphic>
           </wp:anchor>
         </w:drawing>
+      </w:r>
+      <w:r>
+        <w:rPr>
+          <w:rFonts w:eastAsia="Arial" w:cs="Arial"/>
+          <w:sz w:val="22"/>
+          <w:szCs w:val="22"/>
+        </w:rPr>
+        <w:t>→ allow file URLs</w:t>
+      </w:r>
+    </w:p>
+    <w:p>
+      <w:pPr>
+        <w:pStyle w:val="ListParagraph"/>
+        <w:rPr/>
+      </w:pPr>
+      <w:r>
+        <w:rPr/>
         <w:drawing>
-          <wp:anchor behindDoc="0" distT="0" distB="0" distL="0" distR="0" simplePos="0" locked="0" layoutInCell="0" allowOverlap="1" relativeHeight="20">
+          <wp:anchor behindDoc="0" distT="0" distB="0" distL="0" distR="0" simplePos="0" locked="0" layoutInCell="0" allowOverlap="1" relativeHeight="17">
             <wp:simplePos x="0" y="0"/>
             <wp:positionH relativeFrom="column">
-              <wp:posOffset>-104140</wp:posOffset>
+              <wp:posOffset>2708910</wp:posOffset>
             </wp:positionH>
             <wp:positionV relativeFrom="paragraph">
-              <wp:posOffset>813435</wp:posOffset>
+              <wp:posOffset>985520</wp:posOffset>
             </wp:positionV>
-            <wp:extent cx="3505835" cy="5644515"/>
+            <wp:extent cx="3755390" cy="4464685"/>
             <wp:effectExtent l="0" t="0" r="0" b="0"/>
             <wp:wrapSquare wrapText="largest"/>
-            <wp:docPr id="5" name="Image19" descr=""/>
+            <wp:docPr id="2" name="Image20" descr=""/>
             <wp:cNvGraphicFramePr>
               <a:graphicFrameLocks xmlns:a="http://schemas.openxmlformats.org/drawingml/2006/main" noChangeAspect="1"/>
             </wp:cNvGraphicFramePr>
@@ -596,58 +181,13 @@
               <a:graphicData uri="http://schemas.openxmlformats.org/drawingml/2006/picture">
                 <pic:pic xmlns:pic="http://schemas.openxmlformats.org/drawingml/2006/picture">
                   <pic:nvPicPr>
-                    <pic:cNvPr id="5" name="Image19" descr=""/>
+                    <pic:cNvPr id="2" name="Image20" descr=""/>
                     <pic:cNvPicPr>
                       <a:picLocks noChangeAspect="1" noChangeArrowheads="1"/>
                     </pic:cNvPicPr>
                   </pic:nvPicPr>
                   <pic:blipFill>
-                    <a:blip r:embed="rId6"/>
-                    <a:stretch>
-                      <a:fillRect/>
-                    </a:stretch>
-                  </pic:blipFill>
-                  <pic:spPr bwMode="auto">
-                    <a:xfrm>
-                      <a:off x="0" y="0"/>
-                      <a:ext cx="3505835" cy="5644515"/>
-                    </a:xfrm>
-                    <a:prstGeom prst="rect">
-                      <a:avLst/>
-                    </a:prstGeom>
-                  </pic:spPr>
-                </pic:pic>
-              </a:graphicData>
-            </a:graphic>
-          </wp:anchor>
-        </w:drawing>
-        <w:drawing>
-          <wp:anchor behindDoc="0" distT="0" distB="0" distL="0" distR="0" simplePos="0" locked="0" layoutInCell="0" allowOverlap="1" relativeHeight="21">
-            <wp:simplePos x="0" y="0"/>
-            <wp:positionH relativeFrom="column">
-              <wp:posOffset>3101975</wp:posOffset>
-            </wp:positionH>
-            <wp:positionV relativeFrom="paragraph">
-              <wp:posOffset>770255</wp:posOffset>
-            </wp:positionV>
-            <wp:extent cx="3755390" cy="4464685"/>
-            <wp:effectExtent l="0" t="0" r="0" b="0"/>
-            <wp:wrapSquare wrapText="largest"/>
-            <wp:docPr id="6" name="Image20" descr=""/>
-            <wp:cNvGraphicFramePr>
-              <a:graphicFrameLocks xmlns:a="http://schemas.openxmlformats.org/drawingml/2006/main" noChangeAspect="1"/>
-            </wp:cNvGraphicFramePr>
-            <a:graphic xmlns:a="http://schemas.openxmlformats.org/drawingml/2006/main">
-              <a:graphicData uri="http://schemas.openxmlformats.org/drawingml/2006/picture">
-                <pic:pic xmlns:pic="http://schemas.openxmlformats.org/drawingml/2006/picture">
-                  <pic:nvPicPr>
-                    <pic:cNvPr id="6" name="Image20" descr=""/>
-                    <pic:cNvPicPr>
-                      <a:picLocks noChangeAspect="1" noChangeArrowheads="1"/>
-                    </pic:cNvPicPr>
-                  </pic:nvPicPr>
-                  <pic:blipFill>
-                    <a:blip r:embed="rId7"/>
+                    <a:blip r:embed="rId3"/>
                     <a:stretch>
                       <a:fillRect/>
                     </a:stretch>
@@ -666,6 +206,51 @@
             </a:graphic>
           </wp:anchor>
         </w:drawing>
+        <w:drawing>
+          <wp:anchor behindDoc="0" distT="0" distB="0" distL="0" distR="0" simplePos="0" locked="0" layoutInCell="0" allowOverlap="1" relativeHeight="20">
+            <wp:simplePos x="0" y="0"/>
+            <wp:positionH relativeFrom="column">
+              <wp:posOffset>-311785</wp:posOffset>
+            </wp:positionH>
+            <wp:positionV relativeFrom="paragraph">
+              <wp:posOffset>988060</wp:posOffset>
+            </wp:positionV>
+            <wp:extent cx="2909570" cy="1788795"/>
+            <wp:effectExtent l="0" t="0" r="0" b="0"/>
+            <wp:wrapSquare wrapText="largest"/>
+            <wp:docPr id="3" name="Image1" descr=""/>
+            <wp:cNvGraphicFramePr>
+              <a:graphicFrameLocks xmlns:a="http://schemas.openxmlformats.org/drawingml/2006/main" noChangeAspect="1"/>
+            </wp:cNvGraphicFramePr>
+            <a:graphic xmlns:a="http://schemas.openxmlformats.org/drawingml/2006/main">
+              <a:graphicData uri="http://schemas.openxmlformats.org/drawingml/2006/picture">
+                <pic:pic xmlns:pic="http://schemas.openxmlformats.org/drawingml/2006/picture">
+                  <pic:nvPicPr>
+                    <pic:cNvPr id="3" name="Image1" descr=""/>
+                    <pic:cNvPicPr>
+                      <a:picLocks noChangeAspect="1" noChangeArrowheads="1"/>
+                    </pic:cNvPicPr>
+                  </pic:nvPicPr>
+                  <pic:blipFill>
+                    <a:blip r:embed="rId4"/>
+                    <a:stretch>
+                      <a:fillRect/>
+                    </a:stretch>
+                  </pic:blipFill>
+                  <pic:spPr bwMode="auto">
+                    <a:xfrm>
+                      <a:off x="0" y="0"/>
+                      <a:ext cx="2909570" cy="1788795"/>
+                    </a:xfrm>
+                    <a:prstGeom prst="rect">
+                      <a:avLst/>
+                    </a:prstGeom>
+                  </pic:spPr>
+                </pic:pic>
+              </a:graphicData>
+            </a:graphic>
+          </wp:anchor>
+        </w:drawing>
       </w:r>
     </w:p>
     <w:p>
@@ -740,7 +325,7 @@
           <w:szCs w:val="22"/>
         </w:rPr>
         <w:drawing>
-          <wp:anchor behindDoc="0" distT="0" distB="0" distL="0" distR="0" simplePos="0" locked="0" layoutInCell="0" allowOverlap="1" relativeHeight="7">
+          <wp:anchor behindDoc="0" distT="0" distB="0" distL="0" distR="0" simplePos="0" locked="0" layoutInCell="0" allowOverlap="1" relativeHeight="4">
             <wp:simplePos x="0" y="0"/>
             <wp:positionH relativeFrom="column">
               <wp:posOffset>61595</wp:posOffset>
@@ -751,7 +336,7 @@
             <wp:extent cx="5943600" cy="5371465"/>
             <wp:effectExtent l="0" t="0" r="0" b="0"/>
             <wp:wrapSquare wrapText="largest"/>
-            <wp:docPr id="7" name="Image6" descr=""/>
+            <wp:docPr id="4" name="Image6" descr=""/>
             <wp:cNvGraphicFramePr>
               <a:graphicFrameLocks xmlns:a="http://schemas.openxmlformats.org/drawingml/2006/main" noChangeAspect="1"/>
             </wp:cNvGraphicFramePr>
@@ -759,13 +344,13 @@
               <a:graphicData uri="http://schemas.openxmlformats.org/drawingml/2006/picture">
                 <pic:pic xmlns:pic="http://schemas.openxmlformats.org/drawingml/2006/picture">
                   <pic:nvPicPr>
-                    <pic:cNvPr id="7" name="Image6" descr=""/>
+                    <pic:cNvPr id="4" name="Image6" descr=""/>
                     <pic:cNvPicPr>
                       <a:picLocks noChangeAspect="1" noChangeArrowheads="1"/>
                     </pic:cNvPicPr>
                   </pic:nvPicPr>
                   <pic:blipFill>
-                    <a:blip r:embed="rId8"/>
+                    <a:blip r:embed="rId5"/>
                     <a:stretch>
                       <a:fillRect/>
                     </a:stretch>
@@ -785,7 +370,7 @@
           </wp:anchor>
         </w:drawing>
         <w:drawing>
-          <wp:anchor behindDoc="0" distT="0" distB="0" distL="0" distR="0" simplePos="0" locked="0" layoutInCell="0" allowOverlap="1" relativeHeight="8">
+          <wp:anchor behindDoc="0" distT="0" distB="0" distL="0" distR="0" simplePos="0" locked="0" layoutInCell="0" allowOverlap="1" relativeHeight="5">
             <wp:simplePos x="0" y="0"/>
             <wp:positionH relativeFrom="column">
               <wp:posOffset>78105</wp:posOffset>
@@ -796,7 +381,7 @@
             <wp:extent cx="4993005" cy="2075180"/>
             <wp:effectExtent l="0" t="0" r="0" b="0"/>
             <wp:wrapSquare wrapText="largest"/>
-            <wp:docPr id="8" name="Image7" descr=""/>
+            <wp:docPr id="5" name="Image7" descr=""/>
             <wp:cNvGraphicFramePr>
               <a:graphicFrameLocks xmlns:a="http://schemas.openxmlformats.org/drawingml/2006/main" noChangeAspect="1"/>
             </wp:cNvGraphicFramePr>
@@ -804,13 +389,13 @@
               <a:graphicData uri="http://schemas.openxmlformats.org/drawingml/2006/picture">
                 <pic:pic xmlns:pic="http://schemas.openxmlformats.org/drawingml/2006/picture">
                   <pic:nvPicPr>
-                    <pic:cNvPr id="8" name="Image7" descr=""/>
+                    <pic:cNvPr id="5" name="Image7" descr=""/>
                     <pic:cNvPicPr>
                       <a:picLocks noChangeAspect="1" noChangeArrowheads="1"/>
                     </pic:cNvPicPr>
                   </pic:nvPicPr>
                   <pic:blipFill>
-                    <a:blip r:embed="rId9"/>
+                    <a:blip r:embed="rId6"/>
                     <a:stretch>
                       <a:fillRect/>
                     </a:stretch>
@@ -1065,7 +650,7 @@
           <w:szCs w:val="22"/>
         </w:rPr>
         <w:drawing>
-          <wp:anchor behindDoc="0" distT="0" distB="0" distL="0" distR="0" simplePos="0" locked="0" layoutInCell="0" allowOverlap="1" relativeHeight="5">
+          <wp:anchor behindDoc="0" distT="0" distB="0" distL="0" distR="0" simplePos="0" locked="0" layoutInCell="0" allowOverlap="1" relativeHeight="2">
             <wp:simplePos x="0" y="0"/>
             <wp:positionH relativeFrom="column">
               <wp:align>center</wp:align>
@@ -1076,7 +661,7 @@
             <wp:extent cx="5943600" cy="900430"/>
             <wp:effectExtent l="0" t="0" r="0" b="0"/>
             <wp:wrapSquare wrapText="largest"/>
-            <wp:docPr id="9" name="Image4" descr=""/>
+            <wp:docPr id="6" name="Image4" descr=""/>
             <wp:cNvGraphicFramePr>
               <a:graphicFrameLocks xmlns:a="http://schemas.openxmlformats.org/drawingml/2006/main" noChangeAspect="1"/>
             </wp:cNvGraphicFramePr>
@@ -1084,13 +669,13 @@
               <a:graphicData uri="http://schemas.openxmlformats.org/drawingml/2006/picture">
                 <pic:pic xmlns:pic="http://schemas.openxmlformats.org/drawingml/2006/picture">
                   <pic:nvPicPr>
-                    <pic:cNvPr id="9" name="Image4" descr=""/>
+                    <pic:cNvPr id="6" name="Image4" descr=""/>
                     <pic:cNvPicPr>
                       <a:picLocks noChangeAspect="1" noChangeArrowheads="1"/>
                     </pic:cNvPicPr>
                   </pic:nvPicPr>
                   <pic:blipFill>
-                    <a:blip r:embed="rId10"/>
+                    <a:blip r:embed="rId7"/>
                     <a:stretch>
                       <a:fillRect/>
                     </a:stretch>
@@ -1137,6 +722,42 @@
         <w:pStyle w:val="ListParagraph"/>
         <w:numPr>
           <w:ilvl w:val="0"/>
+          <w:numId w:val="5"/>
+        </w:numPr>
+        <w:rPr/>
+      </w:pPr>
+      <w:r>
+        <w:rPr>
+          <w:rFonts w:eastAsia="Arial" w:cs="Arial"/>
+          <w:sz w:val="22"/>
+          <w:szCs w:val="22"/>
+        </w:rPr>
+        <w:t>Log into the Scentbird CRM (crm.scentbird.com).</w:t>
+      </w:r>
+    </w:p>
+    <w:p>
+      <w:pPr>
+        <w:pStyle w:val="ListParagraph"/>
+        <w:numPr>
+          <w:ilvl w:val="0"/>
+          <w:numId w:val="6"/>
+        </w:numPr>
+        <w:rPr/>
+      </w:pPr>
+      <w:r>
+        <w:rPr>
+          <w:rFonts w:eastAsia="Arial" w:cs="Arial"/>
+          <w:sz w:val="22"/>
+          <w:szCs w:val="22"/>
+        </w:rPr>
+        <w:t>In CRM, press 🔑 Token, and copy the contents.</w:t>
+      </w:r>
+    </w:p>
+    <w:p>
+      <w:pPr>
+        <w:pStyle w:val="ListParagraph"/>
+        <w:numPr>
+          <w:ilvl w:val="0"/>
           <w:numId w:val="7"/>
         </w:numPr>
         <w:rPr/>
@@ -1147,7 +768,7 @@
           <w:sz w:val="22"/>
           <w:szCs w:val="22"/>
         </w:rPr>
-        <w:t>Log into the Scentbird CRM (crm.scentbird.com).</w:t>
+        <w:t>In Kustomer, click 🔑 Token in the toolbar → paste → Save.</w:t>
       </w:r>
     </w:p>
     <w:p>
@@ -1156,42 +777,6 @@
         <w:numPr>
           <w:ilvl w:val="0"/>
           <w:numId w:val="8"/>
-        </w:numPr>
-        <w:rPr/>
-      </w:pPr>
-      <w:r>
-        <w:rPr>
-          <w:rFonts w:eastAsia="Arial" w:cs="Arial"/>
-          <w:sz w:val="22"/>
-          <w:szCs w:val="22"/>
-        </w:rPr>
-        <w:t>In CRM, press 🔑 Token, and copy the contents.</w:t>
-      </w:r>
-    </w:p>
-    <w:p>
-      <w:pPr>
-        <w:pStyle w:val="ListParagraph"/>
-        <w:numPr>
-          <w:ilvl w:val="0"/>
-          <w:numId w:val="9"/>
-        </w:numPr>
-        <w:rPr/>
-      </w:pPr>
-      <w:r>
-        <w:rPr>
-          <w:rFonts w:eastAsia="Arial" w:cs="Arial"/>
-          <w:sz w:val="22"/>
-          <w:szCs w:val="22"/>
-        </w:rPr>
-        <w:t>In Kustomer, click 🔑 Token in the toolbar → paste → Save.</w:t>
-      </w:r>
-    </w:p>
-    <w:p>
-      <w:pPr>
-        <w:pStyle w:val="ListParagraph"/>
-        <w:numPr>
-          <w:ilvl w:val="0"/>
-          <w:numId w:val="10"/>
         </w:numPr>
         <w:rPr>
           <w:rFonts w:ascii="Arial" w:hAnsi="Arial" w:eastAsia="Arial" w:cs="Arial"/>
@@ -1210,24 +795,6 @@
           <w:szCs w:val="22"/>
         </w:rPr>
         <w:t>The token is validated automatically on page load. If expired, the Token button shows "⚠ Token Expired" — repeat steps 2–3.</w:t>
-      </w:r>
-    </w:p>
-    <w:p>
-      <w:pPr>
-        <w:pStyle w:val="Normal"/>
-        <w:spacing w:before="0" w:after="120"/>
-        <w:rPr/>
-      </w:pPr>
-      <w:r>
-        <w:rPr>
-          <w:rFonts w:eastAsia="Arial" w:cs="Arial"/>
-          <w:i/>
-          <w:iCs/>
-          <w:color w:val="666666"/>
-          <w:sz w:val="22"/>
-          <w:szCs w:val="22"/>
-        </w:rPr>
-        <w:t>Note: API requests go directly from your browser to the CRM using the same credentials you use when browsing the CRM manually.</w:t>
       </w:r>
     </w:p>
     <w:p>
@@ -2131,7 +1698,7 @@
       <w:r>
         <w:rPr/>
         <w:drawing>
-          <wp:anchor behindDoc="0" distT="0" distB="0" distL="0" distR="0" simplePos="0" locked="0" layoutInCell="0" allowOverlap="1" relativeHeight="22">
+          <wp:anchor behindDoc="0" distT="0" distB="0" distL="0" distR="0" simplePos="0" locked="0" layoutInCell="0" allowOverlap="1" relativeHeight="18">
             <wp:simplePos x="0" y="0"/>
             <wp:positionH relativeFrom="column">
               <wp:posOffset>36830</wp:posOffset>
@@ -2142,7 +1709,7 @@
             <wp:extent cx="5194300" cy="535305"/>
             <wp:effectExtent l="0" t="0" r="0" b="0"/>
             <wp:wrapSquare wrapText="largest"/>
-            <wp:docPr id="10" name="Image21" descr=""/>
+            <wp:docPr id="7" name="Image21" descr=""/>
             <wp:cNvGraphicFramePr>
               <a:graphicFrameLocks xmlns:a="http://schemas.openxmlformats.org/drawingml/2006/main" noChangeAspect="1"/>
             </wp:cNvGraphicFramePr>
@@ -2150,13 +1717,13 @@
               <a:graphicData uri="http://schemas.openxmlformats.org/drawingml/2006/picture">
                 <pic:pic xmlns:pic="http://schemas.openxmlformats.org/drawingml/2006/picture">
                   <pic:nvPicPr>
-                    <pic:cNvPr id="10" name="Image21" descr=""/>
+                    <pic:cNvPr id="7" name="Image21" descr=""/>
                     <pic:cNvPicPr>
                       <a:picLocks noChangeAspect="1" noChangeArrowheads="1"/>
                     </pic:cNvPicPr>
                   </pic:nvPicPr>
                   <pic:blipFill>
-                    <a:blip r:embed="rId11"/>
+                    <a:blip r:embed="rId8"/>
                     <a:stretch>
                       <a:fillRect/>
                     </a:stretch>
@@ -2381,7 +1948,7 @@
       <w:r>
         <w:rPr/>
         <w:drawing>
-          <wp:anchor behindDoc="0" distT="0" distB="0" distL="0" distR="0" simplePos="0" locked="0" layoutInCell="0" allowOverlap="1" relativeHeight="17">
+          <wp:anchor behindDoc="0" distT="0" distB="0" distL="0" distR="0" simplePos="0" locked="0" layoutInCell="0" allowOverlap="1" relativeHeight="14">
             <wp:simplePos x="0" y="0"/>
             <wp:positionH relativeFrom="column">
               <wp:posOffset>73025</wp:posOffset>
@@ -2392,7 +1959,7 @@
             <wp:extent cx="3482340" cy="3378835"/>
             <wp:effectExtent l="0" t="0" r="0" b="0"/>
             <wp:wrapSquare wrapText="largest"/>
-            <wp:docPr id="11" name="Image16" descr=""/>
+            <wp:docPr id="8" name="Image16" descr=""/>
             <wp:cNvGraphicFramePr>
               <a:graphicFrameLocks xmlns:a="http://schemas.openxmlformats.org/drawingml/2006/main" noChangeAspect="1"/>
             </wp:cNvGraphicFramePr>
@@ -2400,13 +1967,13 @@
               <a:graphicData uri="http://schemas.openxmlformats.org/drawingml/2006/picture">
                 <pic:pic xmlns:pic="http://schemas.openxmlformats.org/drawingml/2006/picture">
                   <pic:nvPicPr>
-                    <pic:cNvPr id="11" name="Image16" descr=""/>
+                    <pic:cNvPr id="8" name="Image16" descr=""/>
                     <pic:cNvPicPr>
                       <a:picLocks noChangeAspect="1" noChangeArrowheads="1"/>
                     </pic:cNvPicPr>
                   </pic:nvPicPr>
                   <pic:blipFill>
-                    <a:blip r:embed="rId12"/>
+                    <a:blip r:embed="rId9"/>
                     <a:stretch>
                       <a:fillRect/>
                     </a:stretch>
@@ -3021,7 +2588,7 @@
       <w:r>
         <w:rPr/>
         <w:drawing>
-          <wp:anchor behindDoc="0" distT="0" distB="0" distL="0" distR="0" simplePos="0" locked="0" layoutInCell="0" allowOverlap="1" relativeHeight="9">
+          <wp:anchor behindDoc="0" distT="0" distB="0" distL="0" distR="0" simplePos="0" locked="0" layoutInCell="0" allowOverlap="1" relativeHeight="6">
             <wp:simplePos x="0" y="0"/>
             <wp:positionH relativeFrom="column">
               <wp:posOffset>49530</wp:posOffset>
@@ -3032,7 +2599,7 @@
             <wp:extent cx="3354705" cy="2329180"/>
             <wp:effectExtent l="0" t="0" r="0" b="0"/>
             <wp:wrapSquare wrapText="largest"/>
-            <wp:docPr id="12" name="Image8" descr=""/>
+            <wp:docPr id="9" name="Image8" descr=""/>
             <wp:cNvGraphicFramePr>
               <a:graphicFrameLocks xmlns:a="http://schemas.openxmlformats.org/drawingml/2006/main" noChangeAspect="1"/>
             </wp:cNvGraphicFramePr>
@@ -3040,13 +2607,13 @@
               <a:graphicData uri="http://schemas.openxmlformats.org/drawingml/2006/picture">
                 <pic:pic xmlns:pic="http://schemas.openxmlformats.org/drawingml/2006/picture">
                   <pic:nvPicPr>
-                    <pic:cNvPr id="12" name="Image8" descr=""/>
+                    <pic:cNvPr id="9" name="Image8" descr=""/>
                     <pic:cNvPicPr>
                       <a:picLocks noChangeAspect="1" noChangeArrowheads="1"/>
                     </pic:cNvPicPr>
                   </pic:nvPicPr>
                   <pic:blipFill>
-                    <a:blip r:embed="rId13"/>
+                    <a:blip r:embed="rId10"/>
                     <a:stretch>
                       <a:fillRect/>
                     </a:stretch>
@@ -3290,7 +2857,7 @@
       <w:r>
         <w:rPr/>
         <w:drawing>
-          <wp:anchor behindDoc="0" distT="0" distB="0" distL="0" distR="0" simplePos="0" locked="0" layoutInCell="0" allowOverlap="1" relativeHeight="10">
+          <wp:anchor behindDoc="0" distT="0" distB="0" distL="0" distR="0" simplePos="0" locked="0" layoutInCell="0" allowOverlap="1" relativeHeight="7">
             <wp:simplePos x="0" y="0"/>
             <wp:positionH relativeFrom="column">
               <wp:posOffset>-259715</wp:posOffset>
@@ -3301,7 +2868,7 @@
             <wp:extent cx="3442335" cy="4674870"/>
             <wp:effectExtent l="0" t="0" r="0" b="0"/>
             <wp:wrapSquare wrapText="largest"/>
-            <wp:docPr id="13" name="Image9" descr=""/>
+            <wp:docPr id="10" name="Image9" descr=""/>
             <wp:cNvGraphicFramePr>
               <a:graphicFrameLocks xmlns:a="http://schemas.openxmlformats.org/drawingml/2006/main" noChangeAspect="1"/>
             </wp:cNvGraphicFramePr>
@@ -3309,13 +2876,13 @@
               <a:graphicData uri="http://schemas.openxmlformats.org/drawingml/2006/picture">
                 <pic:pic xmlns:pic="http://schemas.openxmlformats.org/drawingml/2006/picture">
                   <pic:nvPicPr>
-                    <pic:cNvPr id="13" name="Image9" descr=""/>
+                    <pic:cNvPr id="10" name="Image9" descr=""/>
                     <pic:cNvPicPr>
                       <a:picLocks noChangeAspect="1" noChangeArrowheads="1"/>
                     </pic:cNvPicPr>
                   </pic:nvPicPr>
                   <pic:blipFill>
-                    <a:blip r:embed="rId14"/>
+                    <a:blip r:embed="rId11"/>
                     <a:stretch>
                       <a:fillRect/>
                     </a:stretch>
@@ -3335,7 +2902,7 @@
           </wp:anchor>
         </w:drawing>
         <w:drawing>
-          <wp:anchor behindDoc="0" distT="0" distB="0" distL="0" distR="0" simplePos="0" locked="0" layoutInCell="0" allowOverlap="1" relativeHeight="11">
+          <wp:anchor behindDoc="0" distT="0" distB="0" distL="0" distR="0" simplePos="0" locked="0" layoutInCell="0" allowOverlap="1" relativeHeight="8">
             <wp:simplePos x="0" y="0"/>
             <wp:positionH relativeFrom="column">
               <wp:posOffset>3181985</wp:posOffset>
@@ -3346,7 +2913,7 @@
             <wp:extent cx="3627120" cy="2523490"/>
             <wp:effectExtent l="0" t="0" r="0" b="0"/>
             <wp:wrapSquare wrapText="largest"/>
-            <wp:docPr id="14" name="Image10" descr=""/>
+            <wp:docPr id="11" name="Image10" descr=""/>
             <wp:cNvGraphicFramePr>
               <a:graphicFrameLocks xmlns:a="http://schemas.openxmlformats.org/drawingml/2006/main" noChangeAspect="1"/>
             </wp:cNvGraphicFramePr>
@@ -3354,13 +2921,13 @@
               <a:graphicData uri="http://schemas.openxmlformats.org/drawingml/2006/picture">
                 <pic:pic xmlns:pic="http://schemas.openxmlformats.org/drawingml/2006/picture">
                   <pic:nvPicPr>
-                    <pic:cNvPr id="14" name="Image10" descr=""/>
+                    <pic:cNvPr id="11" name="Image10" descr=""/>
                     <pic:cNvPicPr>
                       <a:picLocks noChangeAspect="1" noChangeArrowheads="1"/>
                     </pic:cNvPicPr>
                   </pic:nvPicPr>
                   <pic:blipFill>
-                    <a:blip r:embed="rId15"/>
+                    <a:blip r:embed="rId12"/>
                     <a:stretch>
                       <a:fillRect/>
                     </a:stretch>
@@ -3690,7 +3257,7 @@
           <w:szCs w:val="22"/>
         </w:rPr>
         <w:drawing>
-          <wp:anchor behindDoc="0" distT="0" distB="0" distL="0" distR="0" simplePos="0" locked="0" layoutInCell="0" allowOverlap="1" relativeHeight="13">
+          <wp:anchor behindDoc="0" distT="0" distB="0" distL="0" distR="0" simplePos="0" locked="0" layoutInCell="0" allowOverlap="1" relativeHeight="10">
             <wp:simplePos x="0" y="0"/>
             <wp:positionH relativeFrom="column">
               <wp:posOffset>3162935</wp:posOffset>
@@ -3701,7 +3268,7 @@
             <wp:extent cx="2877820" cy="2408555"/>
             <wp:effectExtent l="0" t="0" r="0" b="0"/>
             <wp:wrapSquare wrapText="largest"/>
-            <wp:docPr id="15" name="Image13" descr=""/>
+            <wp:docPr id="12" name="Image13" descr=""/>
             <wp:cNvGraphicFramePr>
               <a:graphicFrameLocks xmlns:a="http://schemas.openxmlformats.org/drawingml/2006/main" noChangeAspect="1"/>
             </wp:cNvGraphicFramePr>
@@ -3709,13 +3276,13 @@
               <a:graphicData uri="http://schemas.openxmlformats.org/drawingml/2006/picture">
                 <pic:pic xmlns:pic="http://schemas.openxmlformats.org/drawingml/2006/picture">
                   <pic:nvPicPr>
-                    <pic:cNvPr id="15" name="Image13" descr=""/>
+                    <pic:cNvPr id="12" name="Image13" descr=""/>
                     <pic:cNvPicPr>
                       <a:picLocks noChangeAspect="1" noChangeArrowheads="1"/>
                     </pic:cNvPicPr>
                   </pic:nvPicPr>
                   <pic:blipFill>
-                    <a:blip r:embed="rId16"/>
+                    <a:blip r:embed="rId13"/>
                     <a:stretch>
                       <a:fillRect/>
                     </a:stretch>
@@ -3735,7 +3302,7 @@
           </wp:anchor>
         </w:drawing>
         <w:drawing>
-          <wp:anchor behindDoc="0" distT="0" distB="0" distL="0" distR="0" simplePos="0" locked="0" layoutInCell="0" allowOverlap="1" relativeHeight="14">
+          <wp:anchor behindDoc="0" distT="0" distB="0" distL="0" distR="0" simplePos="0" locked="0" layoutInCell="0" allowOverlap="1" relativeHeight="11">
             <wp:simplePos x="0" y="0"/>
             <wp:positionH relativeFrom="column">
               <wp:posOffset>65405</wp:posOffset>
@@ -3746,7 +3313,7 @@
             <wp:extent cx="3021330" cy="4388485"/>
             <wp:effectExtent l="0" t="0" r="0" b="0"/>
             <wp:wrapSquare wrapText="largest"/>
-            <wp:docPr id="16" name="Image12" descr=""/>
+            <wp:docPr id="13" name="Image12" descr=""/>
             <wp:cNvGraphicFramePr>
               <a:graphicFrameLocks xmlns:a="http://schemas.openxmlformats.org/drawingml/2006/main" noChangeAspect="1"/>
             </wp:cNvGraphicFramePr>
@@ -3754,13 +3321,13 @@
               <a:graphicData uri="http://schemas.openxmlformats.org/drawingml/2006/picture">
                 <pic:pic xmlns:pic="http://schemas.openxmlformats.org/drawingml/2006/picture">
                   <pic:nvPicPr>
-                    <pic:cNvPr id="16" name="Image12" descr=""/>
+                    <pic:cNvPr id="13" name="Image12" descr=""/>
                     <pic:cNvPicPr>
                       <a:picLocks noChangeAspect="1" noChangeArrowheads="1"/>
                     </pic:cNvPicPr>
                   </pic:nvPicPr>
                   <pic:blipFill>
-                    <a:blip r:embed="rId17"/>
+                    <a:blip r:embed="rId14"/>
                     <a:stretch>
                       <a:fillRect/>
                     </a:stretch>
@@ -3940,7 +3507,7 @@
           <w:szCs w:val="22"/>
         </w:rPr>
         <w:drawing>
-          <wp:anchor behindDoc="0" distT="0" distB="0" distL="0" distR="0" simplePos="0" locked="0" layoutInCell="0" allowOverlap="1" relativeHeight="12">
+          <wp:anchor behindDoc="0" distT="0" distB="0" distL="0" distR="0" simplePos="0" locked="0" layoutInCell="0" allowOverlap="1" relativeHeight="9">
             <wp:simplePos x="0" y="0"/>
             <wp:positionH relativeFrom="column">
               <wp:posOffset>54610</wp:posOffset>
@@ -3951,7 +3518,7 @@
             <wp:extent cx="2754630" cy="1824990"/>
             <wp:effectExtent l="0" t="0" r="0" b="0"/>
             <wp:wrapSquare wrapText="largest"/>
-            <wp:docPr id="17" name="Image11" descr=""/>
+            <wp:docPr id="14" name="Image11" descr=""/>
             <wp:cNvGraphicFramePr>
               <a:graphicFrameLocks xmlns:a="http://schemas.openxmlformats.org/drawingml/2006/main" noChangeAspect="1"/>
             </wp:cNvGraphicFramePr>
@@ -3959,13 +3526,13 @@
               <a:graphicData uri="http://schemas.openxmlformats.org/drawingml/2006/picture">
                 <pic:pic xmlns:pic="http://schemas.openxmlformats.org/drawingml/2006/picture">
                   <pic:nvPicPr>
-                    <pic:cNvPr id="17" name="Image11" descr=""/>
+                    <pic:cNvPr id="14" name="Image11" descr=""/>
                     <pic:cNvPicPr>
                       <a:picLocks noChangeAspect="1" noChangeArrowheads="1"/>
                     </pic:cNvPicPr>
                   </pic:nvPicPr>
                   <pic:blipFill>
-                    <a:blip r:embed="rId18"/>
+                    <a:blip r:embed="rId15"/>
                     <a:stretch>
                       <a:fillRect/>
                     </a:stretch>
@@ -4301,7 +3868,7 @@
       <w:r>
         <w:rPr/>
         <w:drawing>
-          <wp:anchor behindDoc="0" distT="0" distB="0" distL="0" distR="0" simplePos="0" locked="0" layoutInCell="0" allowOverlap="1" relativeHeight="15">
+          <wp:anchor behindDoc="0" distT="0" distB="0" distL="0" distR="0" simplePos="0" locked="0" layoutInCell="0" allowOverlap="1" relativeHeight="12">
             <wp:simplePos x="0" y="0"/>
             <wp:positionH relativeFrom="column">
               <wp:posOffset>365760</wp:posOffset>
@@ -4312,7 +3879,7 @@
             <wp:extent cx="2703195" cy="3837305"/>
             <wp:effectExtent l="0" t="0" r="0" b="0"/>
             <wp:wrapSquare wrapText="largest"/>
-            <wp:docPr id="18" name="Image14" descr=""/>
+            <wp:docPr id="15" name="Image14" descr=""/>
             <wp:cNvGraphicFramePr>
               <a:graphicFrameLocks xmlns:a="http://schemas.openxmlformats.org/drawingml/2006/main" noChangeAspect="1"/>
             </wp:cNvGraphicFramePr>
@@ -4320,13 +3887,13 @@
               <a:graphicData uri="http://schemas.openxmlformats.org/drawingml/2006/picture">
                 <pic:pic xmlns:pic="http://schemas.openxmlformats.org/drawingml/2006/picture">
                   <pic:nvPicPr>
-                    <pic:cNvPr id="18" name="Image14" descr=""/>
+                    <pic:cNvPr id="15" name="Image14" descr=""/>
                     <pic:cNvPicPr>
                       <a:picLocks noChangeAspect="1" noChangeArrowheads="1"/>
                     </pic:cNvPicPr>
                   </pic:nvPicPr>
                   <pic:blipFill>
-                    <a:blip r:embed="rId19"/>
+                    <a:blip r:embed="rId16"/>
                     <a:stretch>
                       <a:fillRect/>
                     </a:stretch>
@@ -4392,7 +3959,7 @@
         <w:pStyle w:val="ListParagraph"/>
         <w:numPr>
           <w:ilvl w:val="0"/>
-          <w:numId w:val="11"/>
+          <w:numId w:val="9"/>
         </w:numPr>
         <w:rPr/>
       </w:pPr>
@@ -4410,7 +3977,7 @@
         <w:pStyle w:val="ListParagraph"/>
         <w:numPr>
           <w:ilvl w:val="0"/>
-          <w:numId w:val="12"/>
+          <w:numId w:val="10"/>
         </w:numPr>
         <w:rPr/>
       </w:pPr>
@@ -4428,7 +3995,7 @@
         <w:pStyle w:val="ListParagraph"/>
         <w:numPr>
           <w:ilvl w:val="0"/>
-          <w:numId w:val="13"/>
+          <w:numId w:val="11"/>
         </w:numPr>
         <w:rPr/>
       </w:pPr>
@@ -4938,7 +4505,7 @@
           <w:szCs w:val="22"/>
         </w:rPr>
         <w:drawing>
-          <wp:anchor behindDoc="0" distT="0" distB="0" distL="0" distR="0" simplePos="0" locked="0" layoutInCell="0" allowOverlap="1" relativeHeight="16">
+          <wp:anchor behindDoc="0" distT="0" distB="0" distL="0" distR="0" simplePos="0" locked="0" layoutInCell="0" allowOverlap="1" relativeHeight="13">
             <wp:simplePos x="0" y="0"/>
             <wp:positionH relativeFrom="column">
               <wp:posOffset>86995</wp:posOffset>
@@ -4949,7 +4516,7 @@
             <wp:extent cx="2766695" cy="3155950"/>
             <wp:effectExtent l="0" t="0" r="0" b="0"/>
             <wp:wrapSquare wrapText="largest"/>
-            <wp:docPr id="19" name="Image15" descr=""/>
+            <wp:docPr id="16" name="Image15" descr=""/>
             <wp:cNvGraphicFramePr>
               <a:graphicFrameLocks xmlns:a="http://schemas.openxmlformats.org/drawingml/2006/main" noChangeAspect="1"/>
             </wp:cNvGraphicFramePr>
@@ -4957,13 +4524,13 @@
               <a:graphicData uri="http://schemas.openxmlformats.org/drawingml/2006/picture">
                 <pic:pic xmlns:pic="http://schemas.openxmlformats.org/drawingml/2006/picture">
                   <pic:nvPicPr>
-                    <pic:cNvPr id="19" name="Image15" descr=""/>
+                    <pic:cNvPr id="16" name="Image15" descr=""/>
                     <pic:cNvPicPr>
                       <a:picLocks noChangeAspect="1" noChangeArrowheads="1"/>
                     </pic:cNvPicPr>
                   </pic:nvPicPr>
                   <pic:blipFill>
-                    <a:blip r:embed="rId20"/>
+                    <a:blip r:embed="rId17"/>
                     <a:stretch>
                       <a:fillRect/>
                     </a:stretch>
@@ -4983,7 +4550,7 @@
           </wp:anchor>
         </w:drawing>
         <w:drawing>
-          <wp:anchor behindDoc="0" distT="0" distB="0" distL="0" distR="0" simplePos="0" locked="0" layoutInCell="0" allowOverlap="1" relativeHeight="23">
+          <wp:anchor behindDoc="0" distT="0" distB="0" distL="0" distR="0" simplePos="0" locked="0" layoutInCell="0" allowOverlap="1" relativeHeight="19">
             <wp:simplePos x="0" y="0"/>
             <wp:positionH relativeFrom="column">
               <wp:posOffset>2925445</wp:posOffset>
@@ -4994,7 +4561,7 @@
             <wp:extent cx="2973070" cy="1494155"/>
             <wp:effectExtent l="0" t="0" r="0" b="0"/>
             <wp:wrapSquare wrapText="largest"/>
-            <wp:docPr id="20" name="Image22" descr=""/>
+            <wp:docPr id="17" name="Image22" descr=""/>
             <wp:cNvGraphicFramePr>
               <a:graphicFrameLocks xmlns:a="http://schemas.openxmlformats.org/drawingml/2006/main" noChangeAspect="1"/>
             </wp:cNvGraphicFramePr>
@@ -5002,13 +4569,13 @@
               <a:graphicData uri="http://schemas.openxmlformats.org/drawingml/2006/picture">
                 <pic:pic xmlns:pic="http://schemas.openxmlformats.org/drawingml/2006/picture">
                   <pic:nvPicPr>
-                    <pic:cNvPr id="20" name="Image22" descr=""/>
+                    <pic:cNvPr id="17" name="Image22" descr=""/>
                     <pic:cNvPicPr>
                       <a:picLocks noChangeAspect="1" noChangeArrowheads="1"/>
                     </pic:cNvPicPr>
                   </pic:nvPicPr>
                   <pic:blipFill>
-                    <a:blip r:embed="rId21"/>
+                    <a:blip r:embed="rId18"/>
                     <a:stretch>
                       <a:fillRect/>
                     </a:stretch>
@@ -5074,6 +4641,42 @@
         <w:pStyle w:val="ListParagraph"/>
         <w:numPr>
           <w:ilvl w:val="0"/>
+          <w:numId w:val="12"/>
+        </w:numPr>
+        <w:rPr/>
+      </w:pPr>
+      <w:r>
+        <w:rPr>
+          <w:rFonts w:eastAsia="Arial" w:cs="Arial"/>
+          <w:sz w:val="22"/>
+          <w:szCs w:val="22"/>
+        </w:rPr>
+        <w:t>Click 💳 Recent Charges → panel shows all charges from the most recent billing month.</w:t>
+      </w:r>
+    </w:p>
+    <w:p>
+      <w:pPr>
+        <w:pStyle w:val="ListParagraph"/>
+        <w:numPr>
+          <w:ilvl w:val="0"/>
+          <w:numId w:val="13"/>
+        </w:numPr>
+        <w:rPr/>
+      </w:pPr>
+      <w:r>
+        <w:rPr>
+          <w:rFonts w:eastAsia="Arial" w:cs="Arial"/>
+          <w:sz w:val="22"/>
+          <w:szCs w:val="22"/>
+        </w:rPr>
+        <w:t>Failed charges appear first (compacted, red section).</w:t>
+      </w:r>
+    </w:p>
+    <w:p>
+      <w:pPr>
+        <w:pStyle w:val="ListParagraph"/>
+        <w:numPr>
+          <w:ilvl w:val="0"/>
           <w:numId w:val="14"/>
         </w:numPr>
         <w:rPr/>
@@ -5084,7 +4687,7 @@
           <w:sz w:val="22"/>
           <w:szCs w:val="22"/>
         </w:rPr>
-        <w:t>Click 💳 Recent Charges → panel shows all charges from the most recent billing month.</w:t>
+        <w:t>Successful charges show: total amount, payment method, per-line-item breakdown, refund status.</w:t>
       </w:r>
     </w:p>
     <w:p>
@@ -5102,42 +4705,6 @@
           <w:sz w:val="22"/>
           <w:szCs w:val="22"/>
         </w:rPr>
-        <w:t>Failed charges appear first (compacted, red section).</w:t>
-      </w:r>
-    </w:p>
-    <w:p>
-      <w:pPr>
-        <w:pStyle w:val="ListParagraph"/>
-        <w:numPr>
-          <w:ilvl w:val="0"/>
-          <w:numId w:val="16"/>
-        </w:numPr>
-        <w:rPr/>
-      </w:pPr>
-      <w:r>
-        <w:rPr>
-          <w:rFonts w:eastAsia="Arial" w:cs="Arial"/>
-          <w:sz w:val="22"/>
-          <w:szCs w:val="22"/>
-        </w:rPr>
-        <w:t>Successful charges show: total amount, payment method, per-line-item breakdown, refund status.</w:t>
-      </w:r>
-    </w:p>
-    <w:p>
-      <w:pPr>
-        <w:pStyle w:val="ListParagraph"/>
-        <w:numPr>
-          <w:ilvl w:val="0"/>
-          <w:numId w:val="17"/>
-        </w:numPr>
-        <w:rPr/>
-      </w:pPr>
-      <w:r>
-        <w:rPr>
-          <w:rFonts w:eastAsia="Arial" w:cs="Arial"/>
-          <w:sz w:val="22"/>
-          <w:szCs w:val="22"/>
-        </w:rPr>
         <w:t>Bill Explanation at the bottom — a pre-written, copy-ready breakdown. Supports USD, GBP (£), and charge grouping by 10-day proximity.</w:t>
       </w:r>
     </w:p>
@@ -5162,7 +4729,7 @@
           <w:rFonts w:eastAsia="Arial" w:cs="Arial" w:ascii="Arial" w:hAnsi="Arial"/>
         </w:rPr>
         <w:drawing>
-          <wp:anchor behindDoc="0" distT="0" distB="0" distL="0" distR="0" simplePos="0" locked="0" layoutInCell="0" allowOverlap="1" relativeHeight="18">
+          <wp:anchor behindDoc="0" distT="0" distB="0" distL="0" distR="0" simplePos="0" locked="0" layoutInCell="0" allowOverlap="1" relativeHeight="15">
             <wp:simplePos x="0" y="0"/>
             <wp:positionH relativeFrom="column">
               <wp:posOffset>225425</wp:posOffset>
@@ -5173,7 +4740,7 @@
             <wp:extent cx="3601720" cy="5008880"/>
             <wp:effectExtent l="0" t="0" r="0" b="0"/>
             <wp:wrapSquare wrapText="largest"/>
-            <wp:docPr id="21" name="Image17" descr=""/>
+            <wp:docPr id="18" name="Image17" descr=""/>
             <wp:cNvGraphicFramePr>
               <a:graphicFrameLocks xmlns:a="http://schemas.openxmlformats.org/drawingml/2006/main" noChangeAspect="1"/>
             </wp:cNvGraphicFramePr>
@@ -5181,13 +4748,13 @@
               <a:graphicData uri="http://schemas.openxmlformats.org/drawingml/2006/picture">
                 <pic:pic xmlns:pic="http://schemas.openxmlformats.org/drawingml/2006/picture">
                   <pic:nvPicPr>
-                    <pic:cNvPr id="21" name="Image17" descr=""/>
+                    <pic:cNvPr id="18" name="Image17" descr=""/>
                     <pic:cNvPicPr>
                       <a:picLocks noChangeAspect="1" noChangeArrowheads="1"/>
                     </pic:cNvPicPr>
                   </pic:nvPicPr>
                   <pic:blipFill>
-                    <a:blip r:embed="rId22"/>
+                    <a:blip r:embed="rId19"/>
                     <a:stretch>
                       <a:fillRect/>
                     </a:stretch>
@@ -5271,7 +4838,7 @@
       <w:r>
         <w:rPr/>
         <w:drawing>
-          <wp:anchor behindDoc="0" distT="0" distB="0" distL="0" distR="0" simplePos="0" locked="0" layoutInCell="0" allowOverlap="1" relativeHeight="19">
+          <wp:anchor behindDoc="0" distT="0" distB="0" distL="0" distR="0" simplePos="0" locked="0" layoutInCell="0" allowOverlap="1" relativeHeight="16">
             <wp:simplePos x="0" y="0"/>
             <wp:positionH relativeFrom="column">
               <wp:posOffset>22860</wp:posOffset>
@@ -5282,7 +4849,7 @@
             <wp:extent cx="3053080" cy="4054475"/>
             <wp:effectExtent l="0" t="0" r="0" b="0"/>
             <wp:wrapSquare wrapText="largest"/>
-            <wp:docPr id="22" name="Image18" descr=""/>
+            <wp:docPr id="19" name="Image18" descr=""/>
             <wp:cNvGraphicFramePr>
               <a:graphicFrameLocks xmlns:a="http://schemas.openxmlformats.org/drawingml/2006/main" noChangeAspect="1"/>
             </wp:cNvGraphicFramePr>
@@ -5290,13 +4857,13 @@
               <a:graphicData uri="http://schemas.openxmlformats.org/drawingml/2006/picture">
                 <pic:pic xmlns:pic="http://schemas.openxmlformats.org/drawingml/2006/picture">
                   <pic:nvPicPr>
-                    <pic:cNvPr id="22" name="Image18" descr=""/>
+                    <pic:cNvPr id="19" name="Image18" descr=""/>
                     <pic:cNvPicPr>
                       <a:picLocks noChangeAspect="1" noChangeArrowheads="1"/>
                     </pic:cNvPicPr>
                   </pic:nvPicPr>
                   <pic:blipFill>
-                    <a:blip r:embed="rId23"/>
+                    <a:blip r:embed="rId20"/>
                     <a:stretch>
                       <a:fillRect/>
                     </a:stretch>
@@ -8484,9 +8051,6 @@
   </w:num>
   <w:num w:numId="5">
     <w:abstractNumId w:val="3"/>
-    <w:lvlOverride w:ilvl="0">
-      <w:startOverride w:val="1"/>
-    </w:lvlOverride>
   </w:num>
   <w:num w:numId="6">
     <w:abstractNumId w:val="3"/>
@@ -8516,12 +8080,6 @@
     <w:abstractNumId w:val="3"/>
   </w:num>
   <w:num w:numId="15">
-    <w:abstractNumId w:val="3"/>
-  </w:num>
-  <w:num w:numId="16">
-    <w:abstractNumId w:val="3"/>
-  </w:num>
-  <w:num w:numId="17">
     <w:abstractNumId w:val="3"/>
   </w:num>
 </w:numbering>
